--- a/public/cv/frontend/abubakar_resume.docx
+++ b/public/cv/frontend/abubakar_resume.docx
@@ -52,7 +52,7 @@
       <w:pPr>
         <w:spacing w:after="80"/>
       </w:pPr>
-      <w:hyperlink w:history="1" r:id="rIdhfij47pie0gzp2ry-qjan">
+      <w:hyperlink w:history="1" r:id="rIddlddvstye9l1shwbzs-o_">
         <w:r>
           <w:rPr>
             <w:rStyle w:val="Hyperlink"/>
@@ -72,7 +72,7 @@
         </w:rPr>
         <w:t xml:space="preserve">  •  </w:t>
       </w:r>
-      <w:hyperlink w:history="1" r:id="rIdydmqmcrdxu4k6bt-vkppc">
+      <w:hyperlink w:history="1" r:id="rIdi-ifjty7xznpdtp56aua5">
         <w:r>
           <w:rPr>
             <w:rStyle w:val="Hyperlink"/>
@@ -92,7 +92,7 @@
         </w:rPr>
         <w:t xml:space="preserve">  •  </w:t>
       </w:r>
-      <w:hyperlink w:history="1" r:id="rIdyxoyj64jzcpwvtpp4r4bf">
+      <w:hyperlink w:history="1" r:id="rIdgfqtqsnb8bwwsgkew6f-r">
         <w:r>
           <w:rPr>
             <w:rStyle w:val="Hyperlink"/>

--- a/public/cv/frontend/abubakar_resume.docx
+++ b/public/cv/frontend/abubakar_resume.docx
@@ -52,7 +52,7 @@
       <w:pPr>
         <w:spacing w:after="80"/>
       </w:pPr>
-      <w:hyperlink w:history="1" r:id="rIddlddvstye9l1shwbzs-o_">
+      <w:hyperlink w:history="1" r:id="rIdrr9fr76i7jytmc-rdr4jr">
         <w:r>
           <w:rPr>
             <w:rStyle w:val="Hyperlink"/>
@@ -72,7 +72,7 @@
         </w:rPr>
         <w:t xml:space="preserve">  •  </w:t>
       </w:r>
-      <w:hyperlink w:history="1" r:id="rIdi-ifjty7xznpdtp56aua5">
+      <w:hyperlink w:history="1" r:id="rIdzx5xqhtc5tpuchpcehn85">
         <w:r>
           <w:rPr>
             <w:rStyle w:val="Hyperlink"/>
@@ -92,7 +92,7 @@
         </w:rPr>
         <w:t xml:space="preserve">  •  </w:t>
       </w:r>
-      <w:hyperlink w:history="1" r:id="rIdgfqtqsnb8bwwsgkew6f-r">
+      <w:hyperlink w:history="1" r:id="rIdfpqdrz-j4szwzlfwcof9v">
         <w:r>
           <w:rPr>
             <w:rStyle w:val="Hyperlink"/>
@@ -487,7 +487,7 @@
           <w:sz w:val="18"/>
           <w:szCs w:val="18"/>
         </w:rPr>
-        <w:t xml:space="preserve">   ·   React + Typescript</w:t>
+        <w:t xml:space="preserve">   ·   React + TypeScript</w:t>
       </w:r>
     </w:p>
     <w:p>

--- a/public/cv/frontend/abubakar_resume.docx
+++ b/public/cv/frontend/abubakar_resume.docx
@@ -52,7 +52,7 @@
       <w:pPr>
         <w:spacing w:after="80"/>
       </w:pPr>
-      <w:hyperlink w:history="1" r:id="rIdrr9fr76i7jytmc-rdr4jr">
+      <w:hyperlink w:history="1" r:id="rIdgaq11ztmt-gfl4a6-18rm">
         <w:r>
           <w:rPr>
             <w:rStyle w:val="Hyperlink"/>
@@ -72,7 +72,7 @@
         </w:rPr>
         <w:t xml:space="preserve">  •  </w:t>
       </w:r>
-      <w:hyperlink w:history="1" r:id="rIdzx5xqhtc5tpuchpcehn85">
+      <w:hyperlink w:history="1" r:id="rIdxx0itj4c0cwxx8yqn-cco">
         <w:r>
           <w:rPr>
             <w:rStyle w:val="Hyperlink"/>
@@ -92,7 +92,7 @@
         </w:rPr>
         <w:t xml:space="preserve">  •  </w:t>
       </w:r>
-      <w:hyperlink w:history="1" r:id="rIdfpqdrz-j4szwzlfwcof9v">
+      <w:hyperlink w:history="1" r:id="rId4xcbozzpbstij3wqn7enz">
         <w:r>
           <w:rPr>
             <w:rStyle w:val="Hyperlink"/>

--- a/public/cv/frontend/abubakar_resume.docx
+++ b/public/cv/frontend/abubakar_resume.docx
@@ -31,7 +31,7 @@
           <w:sz w:val="22"/>
           <w:szCs w:val="22"/>
         </w:rPr>
-        <w:t xml:space="preserve">Senior Frontend Engineer | React | Next.js | TypeScript</w:t>
+        <w:t xml:space="preserve">Senior Frontend Engineer | React | Next.js | TypeScript | React Native</w:t>
       </w:r>
     </w:p>
     <w:p>
@@ -52,7 +52,7 @@
       <w:pPr>
         <w:spacing w:after="80"/>
       </w:pPr>
-      <w:hyperlink w:history="1" r:id="rIdgaq11ztmt-gfl4a6-18rm">
+      <w:hyperlink w:history="1" r:id="rIduw-s0gybuhse5lhzskvkm">
         <w:r>
           <w:rPr>
             <w:rStyle w:val="Hyperlink"/>
@@ -72,7 +72,7 @@
         </w:rPr>
         <w:t xml:space="preserve">  •  </w:t>
       </w:r>
-      <w:hyperlink w:history="1" r:id="rIdxx0itj4c0cwxx8yqn-cco">
+      <w:hyperlink w:history="1" r:id="rIdj_r_myx0hbc8uihkovydi">
         <w:r>
           <w:rPr>
             <w:rStyle w:val="Hyperlink"/>
@@ -92,7 +92,7 @@
         </w:rPr>
         <w:t xml:space="preserve">  •  </w:t>
       </w:r>
-      <w:hyperlink w:history="1" r:id="rId4xcbozzpbstij3wqn7enz">
+      <w:hyperlink w:history="1" r:id="rIdmtpv26ck_fodyigquqgr3">
         <w:r>
           <w:rPr>
             <w:rStyle w:val="Hyperlink"/>
@@ -134,7 +134,7 @@
           <w:sz w:val="19"/>
           <w:szCs w:val="19"/>
         </w:rPr>
-        <w:t xml:space="preserve">Frontend Engineer with 5+ years of experience architecting and shipping responsive, high-performance web applications using React and Next.js. I prioritize fast renders, scalable component systems, and intuitive interfaces that hold up under product growth. I am comfortable owning UI architecture, rendering optimization, and design systems, and I thrive on partnering with cross-functional teams to deliver exceptional user experiences.</w:t>
+        <w:t xml:space="preserve">Frontend Engineer with 5+ years of experience architecting and shipping responsive, high-performance web applications using React, Next.js and TypeScript, and cross-platform mobile apps with React Native and Expo. I prioritize fast renders, scalable component systems, and intuitive interfaces that hold up under product growth, and I have built AI-driven frontends that stream model output and surface agentic retrieval to the user. I am comfortable owning UI architecture and design systems, and I thrive on partnering with cross-functional teams to deliver exceptional user experiences.</w:t>
       </w:r>
     </w:p>
     <w:p>
@@ -199,6 +199,24 @@
           <w:sz w:val="19"/>
           <w:szCs w:val="19"/>
         </w:rPr>
+        <w:t xml:space="preserve">Led cross-functional framework migrations (Material UI v4 to v5, React Router v4 to v5) and architected reusable Storybook component libraries to ensure design consistency.</w:t>
+      </w:r>
+    </w:p>
+    <w:p>
+      <w:pPr>
+        <w:pStyle w:val="ListParagraph"/>
+        <w:numPr>
+          <w:ilvl w:val="0"/>
+          <w:numId w:val="2"/>
+        </w:numPr>
+        <w:spacing w:after="15"/>
+      </w:pPr>
+      <w:r>
+        <w:rPr>
+          <w:rFonts w:ascii="Arial" w:cs="Arial" w:eastAsia="Arial" w:hAnsi="Arial"/>
+          <w:sz w:val="19"/>
+          <w:szCs w:val="19"/>
+        </w:rPr>
         <w:t xml:space="preserve">Redesigned React frontend architecture, reducing unnecessary re-renders by 30% and improving page load times by 20-30% via memoization, code-splitting, and optimized state management.</w:t>
       </w:r>
     </w:p>
@@ -217,6 +235,24 @@
           <w:sz w:val="19"/>
           <w:szCs w:val="19"/>
         </w:rPr>
+        <w:t xml:space="preserve">Implemented SSR, SSG, and ISR using Next.js while improving Core Web Vitals, accessibility, SEO, and overall application responsiveness.</w:t>
+      </w:r>
+    </w:p>
+    <w:p>
+      <w:pPr>
+        <w:pStyle w:val="ListParagraph"/>
+        <w:numPr>
+          <w:ilvl w:val="0"/>
+          <w:numId w:val="2"/>
+        </w:numPr>
+        <w:spacing w:after="15"/>
+      </w:pPr>
+      <w:r>
+        <w:rPr>
+          <w:rFonts w:ascii="Arial" w:cs="Arial" w:eastAsia="Arial" w:hAnsi="Arial"/>
+          <w:sz w:val="19"/>
+          <w:szCs w:val="19"/>
+        </w:rPr>
         <w:t xml:space="preserve">Elevated automated test coverage from 10% to over 60% (Jest, Cypress, Vitest) and integrated quality gates (ESLint, Husky), reducing production bugs by 25%.</w:t>
       </w:r>
     </w:p>
@@ -235,7 +271,7 @@
           <w:sz w:val="19"/>
           <w:szCs w:val="19"/>
         </w:rPr>
-        <w:t xml:space="preserve">Led cross-functional framework migrations (Material UI v4 to v5, React Router v4 to v5) and architected reusable Storybook component libraries to ensure design consistency.</w:t>
+        <w:t xml:space="preserve">Reworked GitLab CI/CD pipelines with parallel jobs and layer caching, reducing deployment times by 40%.</w:t>
       </w:r>
     </w:p>
     <w:p>
@@ -253,7 +289,7 @@
           <w:sz w:val="19"/>
           <w:szCs w:val="19"/>
         </w:rPr>
-        <w:t xml:space="preserve">Optimized developer workflows by streamlining GitLab CI/CD pipelines, significantly reducing frontend build failures and deployment times.</w:t>
+        <w:t xml:space="preserve">Owned end-to-end third-party integrations across multiple production platforms, including Stripe for payments, SendGrid for transactional emails, and Looker for BI analytics.</w:t>
       </w:r>
     </w:p>
     <w:p>
@@ -271,7 +307,7 @@
           <w:sz w:val="19"/>
           <w:szCs w:val="19"/>
         </w:rPr>
-        <w:t xml:space="preserve">Built custom data visualizations with Google Looker and designed scalable transactional email templates with SendGrid.</w:t>
+        <w:t xml:space="preserve">Developed interactive analytics dashboards using Chart.js and Google Looker to visualize business KPIs and operational insights.</w:t>
       </w:r>
     </w:p>
     <w:p>
@@ -289,6 +325,24 @@
           <w:sz w:val="19"/>
           <w:szCs w:val="19"/>
         </w:rPr>
+        <w:t xml:space="preserve">Owned Sentry monitoring to cut production error volume: error triage with session replay, release and performance tracking, Slack and GitHub integration, and PII-safe payload encryption that keeps sensitive data out of captured events.</w:t>
+      </w:r>
+    </w:p>
+    <w:p>
+      <w:pPr>
+        <w:pStyle w:val="ListParagraph"/>
+        <w:numPr>
+          <w:ilvl w:val="0"/>
+          <w:numId w:val="2"/>
+        </w:numPr>
+        <w:spacing w:after="15"/>
+      </w:pPr>
+      <w:r>
+        <w:rPr>
+          <w:rFonts w:ascii="Arial" w:cs="Arial" w:eastAsia="Arial" w:hAnsi="Arial"/>
+          <w:sz w:val="19"/>
+          <w:szCs w:val="19"/>
+        </w:rPr>
         <w:t xml:space="preserve">Mentored junior engineers through regular code reviews and drove Agile feature delivery in tight collaboration with UX/UI designers and backend teams.</w:t>
       </w:r>
     </w:p>
@@ -307,43 +361,7 @@
           <w:sz w:val="19"/>
           <w:szCs w:val="19"/>
         </w:rPr>
-        <w:t xml:space="preserve">Implemented SSR, SSG, and ISR using Next.js while improving Core Web Vitals, accessibility, SEO, and overall application responsiveness.</w:t>
-      </w:r>
-    </w:p>
-    <w:p>
-      <w:pPr>
-        <w:pStyle w:val="ListParagraph"/>
-        <w:numPr>
-          <w:ilvl w:val="0"/>
-          <w:numId w:val="2"/>
-        </w:numPr>
-        <w:spacing w:after="15"/>
-      </w:pPr>
-      <w:r>
-        <w:rPr>
-          <w:rFonts w:ascii="Arial" w:cs="Arial" w:eastAsia="Arial" w:hAnsi="Arial"/>
-          <w:sz w:val="19"/>
-          <w:szCs w:val="19"/>
-        </w:rPr>
-        <w:t xml:space="preserve">Developed interactive analytics dashboards using Chart.js and Google Looker to visualize business KPIs and operational insights.</w:t>
-      </w:r>
-    </w:p>
-    <w:p>
-      <w:pPr>
-        <w:pStyle w:val="ListParagraph"/>
-        <w:numPr>
-          <w:ilvl w:val="0"/>
-          <w:numId w:val="2"/>
-        </w:numPr>
-        <w:spacing w:after="15"/>
-      </w:pPr>
-      <w:r>
-        <w:rPr>
-          <w:rFonts w:ascii="Arial" w:cs="Arial" w:eastAsia="Arial" w:hAnsi="Arial"/>
-          <w:sz w:val="19"/>
-          <w:szCs w:val="19"/>
-        </w:rPr>
-        <w:t xml:space="preserve">Leveraged AI development tools including ChatGPT and GitHub Copilot to accelerate development, improve code quality, and streamline debugging and implementation workflows.</w:t>
+        <w:t xml:space="preserve">Used AI coding tools such as Cursor, Claude Code, Codex, GitHub Copilot, and ChatGPT for both autonomous multi-step tasks and hands-on pair-programming, applying them to PR review, architecture discussions, and custom internal tooling, while comparing model outputs using structured prompts.</w:t>
       </w:r>
     </w:p>
     <w:p>
@@ -425,7 +443,7 @@
           <w:sz w:val="19"/>
           <w:szCs w:val="19"/>
         </w:rPr>
-        <w:t xml:space="preserve">Executed zero-downtime frontend framework migrations (Material UI v4 to v5, React Router v4 to v5).</w:t>
+        <w:t xml:space="preserve">Built pages with React Server Components on the Next.js App Router, keeping data fetching on the server and reserving client components for the interactive parts of the page.</w:t>
       </w:r>
     </w:p>
     <w:p>
@@ -443,7 +461,7 @@
           <w:sz w:val="19"/>
           <w:szCs w:val="19"/>
         </w:rPr>
-        <w:t xml:space="preserve">Managed Storybook components and developed custom Looker BI visualizations for end-users.</w:t>
+        <w:t xml:space="preserve">Worked across both the Next.js App Router and Pages Router during the project's router migration.</w:t>
       </w:r>
     </w:p>
     <w:p>
@@ -541,7 +559,7 @@
           <w:sz w:val="19"/>
           <w:szCs w:val="19"/>
         </w:rPr>
-        <w:t xml:space="preserve">Implemented reporting interfaces supporting PDF generation, QR code workflows, and operational analytics.</w:t>
+        <w:t xml:space="preserve">Untangled a filter set where changing any one filter wiped the rest, so a change now only touches the filters that genuinely depend on it, and selections stay put.</w:t>
       </w:r>
     </w:p>
     <w:p>
@@ -556,7 +574,7 @@
           <w:sz w:val="19"/>
           <w:szCs w:val="19"/>
         </w:rPr>
-        <w:t xml:space="preserve">AskImam, Q&amp;A Platform</w:t>
+        <w:t xml:space="preserve">Foodio, Restaurant Discovery App</w:t>
       </w:r>
       <w:r>
         <w:rPr>
@@ -567,7 +585,7 @@
           <w:sz w:val="18"/>
           <w:szCs w:val="18"/>
         </w:rPr>
-        <w:t xml:space="preserve">   ·   React + Vite</w:t>
+        <w:t xml:space="preserve">   ·   React Native + Expo + TypeScript · Personal Project</w:t>
       </w:r>
     </w:p>
     <w:p>
@@ -585,7 +603,7 @@
           <w:sz w:val="19"/>
           <w:szCs w:val="19"/>
         </w:rPr>
-        <w:t xml:space="preserve">Added user-facing features to a high-traffic Q&amp;A platform and integrated Google Analytics.</w:t>
+        <w:t xml:space="preserve">Built a cross-platform iOS and Android application with React Native and Expo, using Expo Router for tab, stack, and dynamic routes.</w:t>
       </w:r>
     </w:p>
     <w:p>
@@ -603,7 +621,7 @@
           <w:sz w:val="19"/>
           <w:szCs w:val="19"/>
         </w:rPr>
-        <w:t xml:space="preserve">Upgraded the frontend build stack to Vite, resolving major UI bugs and improving client stability.</w:t>
+        <w:t xml:space="preserve">Designed a reusable component layer on NativeWind with a shared theme, organising the app into independent feature modules.</w:t>
       </w:r>
     </w:p>
     <w:p>
@@ -618,7 +636,7 @@
           <w:sz w:val="19"/>
           <w:szCs w:val="19"/>
         </w:rPr>
-        <w:t xml:space="preserve">Taiga - Arbisoft</w:t>
+        <w:t xml:space="preserve">Retrieval Chat, Agentic AI Assistant</w:t>
       </w:r>
       <w:r>
         <w:rPr>
@@ -629,7 +647,7 @@
           <w:sz w:val="18"/>
           <w:szCs w:val="18"/>
         </w:rPr>
-        <w:t xml:space="preserve">   ·   AngularJS + CoffeeScript</w:t>
+        <w:t xml:space="preserve">   ·   React + Vercel AI SDK · Personal Project</w:t>
       </w:r>
     </w:p>
     <w:p>
@@ -647,33 +665,7 @@
           <w:sz w:val="19"/>
           <w:szCs w:val="19"/>
         </w:rPr>
-        <w:t xml:space="preserve">Designed and shipped the Requestor module (dynamic assignment, permission controls) and Feedback module (ratings, role-based access) within the ticket detail UI.</w:t>
-      </w:r>
-    </w:p>
-    <w:p>
-      <w:pPr>
-        <w:spacing w:after="15" w:before="40"/>
-      </w:pPr>
-      <w:r>
-        <w:rPr>
-          <w:rFonts w:ascii="Arial" w:cs="Arial" w:eastAsia="Arial" w:hAnsi="Arial"/>
-          <w:b/>
-          <w:bCs/>
-          <w:sz w:val="19"/>
-          <w:szCs w:val="19"/>
-        </w:rPr>
-        <w:t xml:space="preserve">Convo, Real-Time Chat Platform</w:t>
-      </w:r>
-      <w:r>
-        <w:rPr>
-          <w:rFonts w:ascii="Arial" w:cs="Arial" w:eastAsia="Arial" w:hAnsi="Arial"/>
-          <w:i/>
-          <w:iCs/>
-          <w:color w:val="1F4E79"/>
-          <w:sz w:val="18"/>
-          <w:szCs w:val="18"/>
-        </w:rPr>
-        <w:t xml:space="preserve">   ·   React + WebSockets + TypeScript · Personal Project</w:t>
+        <w:t xml:space="preserve">Built a streaming chat interface with the Vercel AI SDK, rendering model output token-by-token with markdown formatting and sanitised HTML.</w:t>
       </w:r>
     </w:p>
     <w:p>
@@ -691,25 +683,7 @@
           <w:sz w:val="19"/>
           <w:szCs w:val="19"/>
         </w:rPr>
-        <w:t xml:space="preserve">Built a real-time chat single-page application using React, TypeScript, and Tailwind CSS.</w:t>
-      </w:r>
-    </w:p>
-    <w:p>
-      <w:pPr>
-        <w:pStyle w:val="ListParagraph"/>
-        <w:numPr>
-          <w:ilvl w:val="0"/>
-          <w:numId w:val="2"/>
-        </w:numPr>
-        <w:spacing w:after="10"/>
-      </w:pPr>
-      <w:r>
-        <w:rPr>
-          <w:rFonts w:ascii="Arial" w:cs="Arial" w:eastAsia="Arial" w:hAnsi="Arial"/>
-          <w:sz w:val="19"/>
-          <w:szCs w:val="19"/>
-        </w:rPr>
-        <w:t xml:space="preserve">Integrated live messaging via WebSockets and implemented secure JWT authentication workflows.</w:t>
+        <w:t xml:space="preserve">Ran object detection client-side with Transformers.js, drawing confidence-filtered bounding boxes in the browser.</w:t>
       </w:r>
     </w:p>
     <w:p>
@@ -752,7 +726,7 @@
           <w:sz w:val="19"/>
           <w:szCs w:val="19"/>
         </w:rPr>
-        <w:t xml:space="preserve">JavaScript (ES6+), TypeScript, HTML5, CSS3/SCSS</w:t>
+        <w:t xml:space="preserve">JavaScript (ES6+), TypeScript, Python, SQL, HTML5, CSS3/SCSS</w:t>
       </w:r>
     </w:p>
     <w:p>
@@ -767,15 +741,15 @@
           <w:sz w:val="19"/>
           <w:szCs w:val="19"/>
         </w:rPr>
-        <w:t xml:space="preserve">Frameworks &amp; Libraries: </w:t>
-      </w:r>
-      <w:r>
-        <w:rPr>
-          <w:rFonts w:ascii="Arial" w:cs="Arial" w:eastAsia="Arial" w:hAnsi="Arial"/>
-          <w:sz w:val="19"/>
-          <w:szCs w:val="19"/>
-        </w:rPr>
-        <w:t xml:space="preserve">React.js, Next.js, Tailwind CSS, React Hook Form, Material UI, AngularJS</w:t>
+        <w:t xml:space="preserve">Frontend: </w:t>
+      </w:r>
+      <w:r>
+        <w:rPr>
+          <w:rFonts w:ascii="Arial" w:cs="Arial" w:eastAsia="Arial" w:hAnsi="Arial"/>
+          <w:sz w:val="19"/>
+          <w:szCs w:val="19"/>
+        </w:rPr>
+        <w:t xml:space="preserve">React.js, Next.js (App Router, Pages Router), Vue.js, TypeScript, Redux Toolkit, TanStack Query, React Hook Form, Tailwind CSS, Material UI, SCSS</w:t>
       </w:r>
     </w:p>
     <w:p>
@@ -790,6 +764,29 @@
           <w:sz w:val="19"/>
           <w:szCs w:val="19"/>
         </w:rPr>
+        <w:t xml:space="preserve">Mobile: </w:t>
+      </w:r>
+      <w:r>
+        <w:rPr>
+          <w:rFonts w:ascii="Arial" w:cs="Arial" w:eastAsia="Arial" w:hAnsi="Arial"/>
+          <w:sz w:val="19"/>
+          <w:szCs w:val="19"/>
+        </w:rPr>
+        <w:t xml:space="preserve">React Native, Expo, NativeWind, Expo Router, Flutter, Dart</w:t>
+      </w:r>
+    </w:p>
+    <w:p>
+      <w:pPr>
+        <w:spacing w:after="20"/>
+      </w:pPr>
+      <w:r>
+        <w:rPr>
+          <w:rFonts w:ascii="Arial" w:cs="Arial" w:eastAsia="Arial" w:hAnsi="Arial"/>
+          <w:b/>
+          <w:bCs/>
+          <w:sz w:val="19"/>
+          <w:szCs w:val="19"/>
+        </w:rPr>
         <w:t xml:space="preserve">State &amp; Data: </w:t>
       </w:r>
       <w:r>
@@ -798,7 +795,7 @@
           <w:sz w:val="19"/>
           <w:szCs w:val="19"/>
         </w:rPr>
-        <w:t xml:space="preserve">Redux Toolkit, Context API, Tanstack Query, WebSockets, RESTful APIs</w:t>
+        <w:t xml:space="preserve">Redux Toolkit, Zustand, Context API, TanStack Query, WebSockets, RESTful APIs</w:t>
       </w:r>
     </w:p>
     <w:p>
@@ -813,6 +810,52 @@
           <w:sz w:val="19"/>
           <w:szCs w:val="19"/>
         </w:rPr>
+        <w:t xml:space="preserve">Backend Integration: </w:t>
+      </w:r>
+      <w:r>
+        <w:rPr>
+          <w:rFonts w:ascii="Arial" w:cs="Arial" w:eastAsia="Arial" w:hAnsi="Arial"/>
+          <w:sz w:val="19"/>
+          <w:szCs w:val="19"/>
+        </w:rPr>
+        <w:t xml:space="preserve">REST APIs, GraphQL, API Design Collaboration</w:t>
+      </w:r>
+    </w:p>
+    <w:p>
+      <w:pPr>
+        <w:spacing w:after="20"/>
+      </w:pPr>
+      <w:r>
+        <w:rPr>
+          <w:rFonts w:ascii="Arial" w:cs="Arial" w:eastAsia="Arial" w:hAnsi="Arial"/>
+          <w:b/>
+          <w:bCs/>
+          <w:sz w:val="19"/>
+          <w:szCs w:val="19"/>
+        </w:rPr>
+        <w:t xml:space="preserve">Frontend Engineering: </w:t>
+      </w:r>
+      <w:r>
+        <w:rPr>
+          <w:rFonts w:ascii="Arial" w:cs="Arial" w:eastAsia="Arial" w:hAnsi="Arial"/>
+          <w:sz w:val="19"/>
+          <w:szCs w:val="19"/>
+        </w:rPr>
+        <w:t xml:space="preserve">Performance Profiling, Code Splitting, Lazy Loading, Accessibility (WCAG), Responsive Design, Component Architecture</w:t>
+      </w:r>
+    </w:p>
+    <w:p>
+      <w:pPr>
+        <w:spacing w:after="20"/>
+      </w:pPr>
+      <w:r>
+        <w:rPr>
+          <w:rFonts w:ascii="Arial" w:cs="Arial" w:eastAsia="Arial" w:hAnsi="Arial"/>
+          <w:b/>
+          <w:bCs/>
+          <w:sz w:val="19"/>
+          <w:szCs w:val="19"/>
+        </w:rPr>
         <w:t xml:space="preserve">Testing &amp; Quality: </w:t>
       </w:r>
       <w:r>
@@ -867,7 +910,7 @@
           <w:sz w:val="19"/>
           <w:szCs w:val="19"/>
         </w:rPr>
-        <w:t xml:space="preserve">Google Looker, SendGrid, Google Analytics</w:t>
+        <w:t xml:space="preserve">Stripe (payments), SendGrid &amp; Resend (email), Firebase Auth, Google Maps, PostHog &amp; Google Analytics, Google Looker (BI), JWT/OAuth2</w:t>
       </w:r>
     </w:p>
     <w:p>
@@ -882,121 +925,6 @@
           <w:sz w:val="19"/>
           <w:szCs w:val="19"/>
         </w:rPr>
-        <w:t xml:space="preserve">Backend Integration: </w:t>
-      </w:r>
-      <w:r>
-        <w:rPr>
-          <w:rFonts w:ascii="Arial" w:cs="Arial" w:eastAsia="Arial" w:hAnsi="Arial"/>
-          <w:sz w:val="19"/>
-          <w:szCs w:val="19"/>
-        </w:rPr>
-        <w:t xml:space="preserve">REST APIs, GraphQL, API Design Collaboration</w:t>
-      </w:r>
-    </w:p>
-    <w:p>
-      <w:pPr>
-        <w:spacing w:after="20"/>
-      </w:pPr>
-      <w:r>
-        <w:rPr>
-          <w:rFonts w:ascii="Arial" w:cs="Arial" w:eastAsia="Arial" w:hAnsi="Arial"/>
-          <w:b/>
-          <w:bCs/>
-          <w:sz w:val="19"/>
-          <w:szCs w:val="19"/>
-        </w:rPr>
-        <w:t xml:space="preserve">Practices: </w:t>
-      </w:r>
-      <w:r>
-        <w:rPr>
-          <w:rFonts w:ascii="Arial" w:cs="Arial" w:eastAsia="Arial" w:hAnsi="Arial"/>
-          <w:sz w:val="19"/>
-          <w:szCs w:val="19"/>
-        </w:rPr>
-        <w:t xml:space="preserve">UI architecture, performance optimization, component design systems, responsive design, accessibility, code review, mentoring, Agile/Scrum, cross-functional collaboration</w:t>
-      </w:r>
-    </w:p>
-    <w:p>
-      <w:pPr>
-        <w:spacing w:after="20"/>
-      </w:pPr>
-      <w:r>
-        <w:rPr>
-          <w:rFonts w:ascii="Arial" w:cs="Arial" w:eastAsia="Arial" w:hAnsi="Arial"/>
-          <w:b/>
-          <w:bCs/>
-          <w:sz w:val="19"/>
-          <w:szCs w:val="19"/>
-        </w:rPr>
-        <w:t xml:space="preserve">Frontend Engineering: </w:t>
-      </w:r>
-      <w:r>
-        <w:rPr>
-          <w:rFonts w:ascii="Arial" w:cs="Arial" w:eastAsia="Arial" w:hAnsi="Arial"/>
-          <w:sz w:val="19"/>
-          <w:szCs w:val="19"/>
-        </w:rPr>
-        <w:t xml:space="preserve">Performance Profiling, Code Splitting, Lazy Loading, Accessibility (WCAG), Responsive Design, Component Architecture</w:t>
-      </w:r>
-    </w:p>
-    <w:p>
-      <w:pPr>
-        <w:spacing w:after="20"/>
-      </w:pPr>
-      <w:r>
-        <w:rPr>
-          <w:rFonts w:ascii="Arial" w:cs="Arial" w:eastAsia="Arial" w:hAnsi="Arial"/>
-          <w:b/>
-          <w:bCs/>
-          <w:sz w:val="19"/>
-          <w:szCs w:val="19"/>
-        </w:rPr>
-        <w:t xml:space="preserve">Data Visualization: </w:t>
-      </w:r>
-      <w:r>
-        <w:rPr>
-          <w:rFonts w:ascii="Arial" w:cs="Arial" w:eastAsia="Arial" w:hAnsi="Arial"/>
-          <w:sz w:val="19"/>
-          <w:szCs w:val="19"/>
-        </w:rPr>
-        <w:t xml:space="preserve">Chart.js, Google Looker, Analytics Dashboards, Interactive Charts</w:t>
-      </w:r>
-    </w:p>
-    <w:p>
-      <w:pPr>
-        <w:spacing w:after="20"/>
-      </w:pPr>
-      <w:r>
-        <w:rPr>
-          <w:rFonts w:ascii="Arial" w:cs="Arial" w:eastAsia="Arial" w:hAnsi="Arial"/>
-          <w:b/>
-          <w:bCs/>
-          <w:sz w:val="19"/>
-          <w:szCs w:val="19"/>
-        </w:rPr>
-        <w:t xml:space="preserve">AI Development: </w:t>
-      </w:r>
-      <w:r>
-        <w:rPr>
-          <w:rFonts w:ascii="Arial" w:cs="Arial" w:eastAsia="Arial" w:hAnsi="Arial"/>
-          <w:sz w:val="19"/>
-          <w:szCs w:val="19"/>
-        </w:rPr>
-        <w:t xml:space="preserve">ChatGPT, GitHub Copilot, Prompt Engineering, AI-Assisted Development</w:t>
-      </w:r>
-    </w:p>
-    <w:p>
-      <w:pPr>
-        <w:spacing w:after="20"/>
-      </w:pPr>
-      <w:r>
-        <w:rPr>
-          <w:rFonts w:ascii="Arial" w:cs="Arial" w:eastAsia="Arial" w:hAnsi="Arial"/>
-          <w:b/>
-          <w:bCs/>
-          <w:sz w:val="19"/>
-          <w:szCs w:val="19"/>
-        </w:rPr>
         <w:t xml:space="preserve">AI/ML: </w:t>
       </w:r>
       <w:r>
@@ -1005,7 +933,7 @@
           <w:sz w:val="19"/>
           <w:szCs w:val="19"/>
         </w:rPr>
-        <w:t xml:space="preserve">Prompt Engineering, Context Engineering, Embeddings, Vector Databases, RAG, Vercel AI SDK</w:t>
+        <w:t xml:space="preserve">LLM Application Architecture, AI Agents, Tool/Function Calling, Structured Outputs (Zod, Pydantic), Model Context Protocol (MCP), RAG, Embeddings &amp; Vector Databases (pgvector), Prompt &amp; Context Engineering, OpenAI / OpenRouter / Ollama (local models), Vercel AI SDK</w:t>
       </w:r>
     </w:p>
     <w:p>
